--- a/Coding 2 - year/Unit 4 - File IO & Data Processing/Daily Lesson Plans/Word/Day 6.docx
+++ b/Coding 2 - year/Unit 4 - File IO & Data Processing/Daily Lesson Plans/Word/Day 6.docx
@@ -50,12 +50,15 @@
               </w:rPr>
               <w:t xml:space="preserve">Coding II — Full Year</w:t>
             </w:r>
-          </w:p>
-          <w:p>
-            <w:pPr>
-              <w:spacing w:before="40"/>
-              <w:jc w:val="center"/>
-            </w:pPr>
+            <w:r>
+              <w:rPr>
+                <w:rFonts w:ascii="Arial" w:cs="Arial" w:eastAsia="Arial" w:hAnsi="Arial"/>
+                <w:sz w:val="16"/>
+                <w:szCs w:val="16"/>
+              </w:rPr>
+              <w:br/>
+              <w:t xml:space="preserve"/>
+            </w:r>
             <w:r>
               <w:rPr>
                 <w:rFonts w:ascii="Arial" w:cs="Arial" w:eastAsia="Arial" w:hAnsi="Arial"/>
@@ -83,7 +86,7 @@
           <w:rFonts w:ascii="Arial" w:cs="Arial" w:eastAsia="Arial" w:hAnsi="Arial"/>
           <w:b/>
           <w:bCs/>
-          <w:color w:val="0D3B1F"/>
+          <w:color w:val="1B7A4A"/>
           <w:sz w:val="32"/>
           <w:szCs w:val="32"/>
         </w:rPr>
@@ -261,9 +264,9 @@
               <w:right w:val="single" w:color="CCCCCC" w:sz="1"/>
             </w:tcBorders>
             <w:tcMar>
-              <w:top w:type="dxa" w:w="60"/>
+              <w:top w:type="dxa" w:w="80"/>
               <w:left w:type="dxa" w:w="120"/>
-              <w:bottom w:type="dxa" w:w="60"/>
+              <w:bottom w:type="dxa" w:w="80"/>
               <w:right w:type="dxa" w:w="120"/>
             </w:tcMar>
           </w:tcPr>
@@ -290,20 +293,213 @@
               <w:right w:val="single" w:color="CCCCCC" w:sz="1"/>
             </w:tcBorders>
             <w:tcMar>
-              <w:top w:type="dxa" w:w="60"/>
+              <w:top w:type="dxa" w:w="80"/>
               <w:left w:type="dxa" w:w="120"/>
-              <w:bottom w:type="dxa" w:w="60"/>
+              <w:bottom w:type="dxa" w:w="80"/>
               <w:right w:type="dxa" w:w="120"/>
             </w:tcMar>
           </w:tcPr>
           <w:p>
-            <w:r>
-              <w:rPr>
-                <w:rFonts w:ascii="Arial" w:cs="Arial" w:eastAsia="Arial" w:hAnsi="Arial"/>
-                <w:sz w:val="20"/>
-                <w:szCs w:val="20"/>
+            <w:pPr>
+              <w:spacing w:after="80" w:before="80"/>
+            </w:pPr>
+            <w:r>
+              <w:rPr>
+                <w:rFonts w:ascii="Arial" w:cs="Arial" w:eastAsia="Arial" w:hAnsi="Arial"/>
+                <w:b/>
+                <w:bCs/>
+                <w:i w:val="false"/>
+                <w:iCs w:val="false"/>
+                <w:color w:val="000000"/>
+                <w:sz w:val="22"/>
+                <w:szCs w:val="22"/>
               </w:rPr>
               <w:t xml:space="preserve">Bell Ringer / Review</w:t>
+            </w:r>
+            <w:r>
+              <w:rPr>
+                <w:rFonts w:ascii="Arial" w:cs="Arial" w:eastAsia="Arial" w:hAnsi="Arial"/>
+                <w:sz w:val="20"/>
+                <w:szCs w:val="20"/>
+              </w:rPr>
+              <w:br/>
+              <w:t xml:space="preserve"/>
+            </w:r>
+            <w:r>
+              <w:rPr>
+                <w:rFonts w:ascii="Arial" w:cs="Arial" w:eastAsia="Arial" w:hAnsi="Arial"/>
+                <w:sz w:val="20"/>
+                <w:szCs w:val="20"/>
+              </w:rPr>
+              <w:br/>
+              <w:t xml:space="preserve"/>
+            </w:r>
+            <w:r>
+              <w:rPr>
+                <w:rFonts w:ascii="Arial" w:cs="Arial" w:eastAsia="Arial" w:hAnsi="Arial"/>
+                <w:b/>
+                <w:bCs/>
+                <w:i w:val="false"/>
+                <w:iCs w:val="false"/>
+                <w:color w:val="000000"/>
+                <w:sz w:val="20"/>
+                <w:szCs w:val="20"/>
+              </w:rPr>
+              <w:t xml:space="preserve">Quick Write </w:t>
+            </w:r>
+            <w:r>
+              <w:rPr>
+                <w:rFonts w:ascii="Arial" w:cs="Arial" w:eastAsia="Arial" w:hAnsi="Arial"/>
+                <w:b w:val="false"/>
+                <w:bCs w:val="false"/>
+                <w:i w:val="false"/>
+                <w:iCs w:val="false"/>
+                <w:color w:val="000000"/>
+                <w:sz w:val="20"/>
+                <w:szCs w:val="20"/>
+              </w:rPr>
+              <w:t xml:space="preserve">(3 min — written or verbal):</w:t>
+            </w:r>
+            <w:r>
+              <w:rPr>
+                <w:rFonts w:ascii="Arial" w:cs="Arial" w:eastAsia="Arial" w:hAnsi="Arial"/>
+                <w:sz w:val="20"/>
+                <w:szCs w:val="20"/>
+              </w:rPr>
+              <w:br/>
+              <w:t xml:space="preserve"/>
+            </w:r>
+            <w:r>
+              <w:rPr>
+                <w:rFonts w:ascii="Arial" w:cs="Arial" w:eastAsia="Arial" w:hAnsi="Arial"/>
+                <w:b w:val="false"/>
+                <w:bCs w:val="false"/>
+                <w:i w:val="false"/>
+                <w:iCs w:val="false"/>
+                <w:color w:val="000000"/>
+                <w:sz w:val="20"/>
+                <w:szCs w:val="20"/>
+              </w:rPr>
+              <w:t xml:space="preserve">    What do you already know about how to use try/except blocks to handle runtime errors gracefully and prevent programs from crashing?</w:t>
+            </w:r>
+            <w:r>
+              <w:rPr>
+                <w:rFonts w:ascii="Arial" w:cs="Arial" w:eastAsia="Arial" w:hAnsi="Arial"/>
+                <w:sz w:val="20"/>
+                <w:szCs w:val="20"/>
+              </w:rPr>
+              <w:br/>
+              <w:t xml:space="preserve"/>
+            </w:r>
+            <w:r>
+              <w:rPr>
+                <w:rFonts w:ascii="Arial" w:cs="Arial" w:eastAsia="Arial" w:hAnsi="Arial"/>
+                <w:sz w:val="20"/>
+                <w:szCs w:val="20"/>
+              </w:rPr>
+              <w:br/>
+              <w:t xml:space="preserve"/>
+            </w:r>
+            <w:r>
+              <w:rPr>
+                <w:rFonts w:ascii="Arial" w:cs="Arial" w:eastAsia="Arial" w:hAnsi="Arial"/>
+                <w:b/>
+                <w:bCs/>
+                <w:i w:val="false"/>
+                <w:iCs w:val="false"/>
+                <w:color w:val="000000"/>
+                <w:sz w:val="20"/>
+                <w:szCs w:val="20"/>
+              </w:rPr>
+              <w:t xml:space="preserve">Vocabulary Preview — </w:t>
+            </w:r>
+            <w:r>
+              <w:rPr>
+                <w:rFonts w:ascii="Arial" w:cs="Arial" w:eastAsia="Arial" w:hAnsi="Arial"/>
+                <w:b w:val="false"/>
+                <w:bCs w:val="false"/>
+                <w:i w:val="false"/>
+                <w:iCs w:val="false"/>
+                <w:color w:val="000000"/>
+                <w:sz w:val="20"/>
+                <w:szCs w:val="20"/>
+              </w:rPr>
+              <w:t xml:space="preserve">terms we'll use today:</w:t>
+            </w:r>
+            <w:r>
+              <w:rPr>
+                <w:rFonts w:ascii="Arial" w:cs="Arial" w:eastAsia="Arial" w:hAnsi="Arial"/>
+                <w:sz w:val="20"/>
+                <w:szCs w:val="20"/>
+              </w:rPr>
+              <w:br/>
+              <w:t xml:space="preserve"/>
+            </w:r>
+            <w:r>
+              <w:rPr>
+                <w:rFonts w:ascii="Arial" w:cs="Arial" w:eastAsia="Arial" w:hAnsi="Arial"/>
+                <w:b w:val="false"/>
+                <w:bCs w:val="false"/>
+                <w:i w:val="false"/>
+                <w:iCs w:val="false"/>
+                <w:color w:val="000000"/>
+                <w:sz w:val="20"/>
+                <w:szCs w:val="20"/>
+              </w:rPr>
+              <w:t xml:space="preserve">    • Exception   •   try block   •   except block   •   Generic except   •   Graceful degradation</w:t>
+            </w:r>
+            <w:r>
+              <w:rPr>
+                <w:rFonts w:ascii="Arial" w:cs="Arial" w:eastAsia="Arial" w:hAnsi="Arial"/>
+                <w:sz w:val="20"/>
+                <w:szCs w:val="20"/>
+              </w:rPr>
+              <w:br/>
+              <w:t xml:space="preserve"/>
+            </w:r>
+            <w:r>
+              <w:rPr>
+                <w:rFonts w:ascii="Arial" w:cs="Arial" w:eastAsia="Arial" w:hAnsi="Arial"/>
+                <w:sz w:val="20"/>
+                <w:szCs w:val="20"/>
+              </w:rPr>
+              <w:br/>
+              <w:t xml:space="preserve"/>
+            </w:r>
+            <w:r>
+              <w:rPr>
+                <w:rFonts w:ascii="Arial" w:cs="Arial" w:eastAsia="Arial" w:hAnsi="Arial"/>
+                <w:b w:val="false"/>
+                <w:bCs w:val="false"/>
+                <w:i/>
+                <w:iCs/>
+                <w:color w:val="444444"/>
+                <w:sz w:val="20"/>
+                <w:szCs w:val="20"/>
+              </w:rPr>
+              <w:t xml:space="preserve">Today's Goal: By the end of class you will be able to use try/except blocks to handle runtime errors gracefully and prevent programs from crashing.</w:t>
+            </w:r>
+            <w:r>
+              <w:rPr>
+                <w:rFonts w:ascii="Arial" w:cs="Arial" w:eastAsia="Arial" w:hAnsi="Arial"/>
+                <w:sz w:val="20"/>
+                <w:szCs w:val="20"/>
+              </w:rPr>
+              <w:br/>
+              <w:t xml:space="preserve"/>
+            </w:r>
+            <w:r>
+              <w:rPr>
+                <w:rFonts w:ascii="Arial" w:cs="Arial" w:eastAsia="Arial" w:hAnsi="Arial"/>
+                <w:b w:val="false"/>
+                <w:bCs w:val="false"/>
+                <w:i/>
+                <w:iCs/>
+                <w:color w:val="555555"/>
+                <w:sz w:val="20"/>
+                <w:szCs w:val="20"/>
+              </w:rPr>
+              <w:t xml:space="preserve">→ Pair-share your response, then 2–3 students share with the class.</w:t>
             </w:r>
           </w:p>
         </w:tc>
@@ -319,9 +515,9 @@
               <w:right w:val="single" w:color="CCCCCC" w:sz="1"/>
             </w:tcBorders>
             <w:tcMar>
-              <w:top w:type="dxa" w:w="60"/>
+              <w:top w:type="dxa" w:w="80"/>
               <w:left w:type="dxa" w:w="120"/>
-              <w:bottom w:type="dxa" w:w="60"/>
+              <w:bottom w:type="dxa" w:w="80"/>
               <w:right w:type="dxa" w:w="120"/>
             </w:tcMar>
           </w:tcPr>
@@ -348,20 +544,261 @@
               <w:right w:val="single" w:color="CCCCCC" w:sz="1"/>
             </w:tcBorders>
             <w:tcMar>
-              <w:top w:type="dxa" w:w="60"/>
+              <w:top w:type="dxa" w:w="80"/>
               <w:left w:type="dxa" w:w="120"/>
-              <w:bottom w:type="dxa" w:w="60"/>
+              <w:bottom w:type="dxa" w:w="80"/>
               <w:right w:type="dxa" w:w="120"/>
             </w:tcMar>
           </w:tcPr>
           <w:p>
-            <w:r>
-              <w:rPr>
-                <w:rFonts w:ascii="Arial" w:cs="Arial" w:eastAsia="Arial" w:hAnsi="Arial"/>
-                <w:sz w:val="20"/>
-                <w:szCs w:val="20"/>
-              </w:rPr>
-              <w:t xml:space="preserve">Mini Lesson: Introduction to Exception Handling — try/except</w:t>
+            <w:pPr>
+              <w:spacing w:after="80" w:before="80"/>
+            </w:pPr>
+            <w:r>
+              <w:rPr>
+                <w:rFonts w:ascii="Arial" w:cs="Arial" w:eastAsia="Arial" w:hAnsi="Arial"/>
+                <w:b/>
+                <w:bCs/>
+                <w:i w:val="false"/>
+                <w:iCs w:val="false"/>
+                <w:color w:val="000000"/>
+                <w:sz w:val="22"/>
+                <w:szCs w:val="22"/>
+              </w:rPr>
+              <w:t xml:space="preserve">Mini Lesson: </w:t>
+            </w:r>
+            <w:r>
+              <w:rPr>
+                <w:rFonts w:ascii="Arial" w:cs="Arial" w:eastAsia="Arial" w:hAnsi="Arial"/>
+                <w:b w:val="false"/>
+                <w:bCs w:val="false"/>
+                <w:i w:val="false"/>
+                <w:iCs w:val="false"/>
+                <w:color w:val="000000"/>
+                <w:sz w:val="22"/>
+                <w:szCs w:val="22"/>
+              </w:rPr>
+              <w:t xml:space="preserve">Introduction to Exception Handling — try/except</w:t>
+            </w:r>
+            <w:r>
+              <w:rPr>
+                <w:rFonts w:ascii="Arial" w:cs="Arial" w:eastAsia="Arial" w:hAnsi="Arial"/>
+                <w:sz w:val="20"/>
+                <w:szCs w:val="20"/>
+              </w:rPr>
+              <w:br/>
+              <w:t xml:space="preserve"/>
+            </w:r>
+            <w:r>
+              <w:rPr>
+                <w:rFonts w:ascii="Arial" w:cs="Arial" w:eastAsia="Arial" w:hAnsi="Arial"/>
+                <w:sz w:val="20"/>
+                <w:szCs w:val="20"/>
+              </w:rPr>
+              <w:br/>
+              <w:t xml:space="preserve"/>
+            </w:r>
+            <w:r>
+              <w:rPr>
+                <w:rFonts w:ascii="Arial" w:cs="Arial" w:eastAsia="Arial" w:hAnsi="Arial"/>
+                <w:b/>
+                <w:bCs/>
+                <w:i/>
+                <w:iCs/>
+                <w:color w:val="000000"/>
+                <w:sz w:val="20"/>
+                <w:szCs w:val="20"/>
+              </w:rPr>
+              <w:t xml:space="preserve">Learning Target: </w:t>
+            </w:r>
+            <w:r>
+              <w:rPr>
+                <w:rFonts w:ascii="Arial" w:cs="Arial" w:eastAsia="Arial" w:hAnsi="Arial"/>
+                <w:b w:val="false"/>
+                <w:bCs w:val="false"/>
+                <w:i/>
+                <w:iCs/>
+                <w:color w:val="333333"/>
+                <w:sz w:val="20"/>
+                <w:szCs w:val="20"/>
+              </w:rPr>
+              <w:t xml:space="preserve">I can use try/except blocks to handle runtime errors gracefully and prevent programs from crashing.</w:t>
+            </w:r>
+            <w:r>
+              <w:rPr>
+                <w:rFonts w:ascii="Arial" w:cs="Arial" w:eastAsia="Arial" w:hAnsi="Arial"/>
+                <w:sz w:val="20"/>
+                <w:szCs w:val="20"/>
+              </w:rPr>
+              <w:br/>
+              <w:t xml:space="preserve"/>
+            </w:r>
+            <w:r>
+              <w:rPr>
+                <w:rFonts w:ascii="Arial" w:cs="Arial" w:eastAsia="Arial" w:hAnsi="Arial"/>
+                <w:sz w:val="20"/>
+                <w:szCs w:val="20"/>
+              </w:rPr>
+              <w:br/>
+              <w:t xml:space="preserve"/>
+            </w:r>
+            <w:r>
+              <w:rPr>
+                <w:rFonts w:ascii="Arial" w:cs="Arial" w:eastAsia="Arial" w:hAnsi="Arial"/>
+                <w:b w:val="false"/>
+                <w:bCs w:val="false"/>
+                <w:i w:val="false"/>
+                <w:iCs w:val="false"/>
+                <w:color w:val="000000"/>
+                <w:sz w:val="20"/>
+                <w:szCs w:val="20"/>
+              </w:rPr>
+              <w:t xml:space="preserve">Exception: An error that occurs during program execution (e.g., dividing by zero, accessing a missing file).</w:t>
+            </w:r>
+            <w:r>
+              <w:rPr>
+                <w:rFonts w:ascii="Arial" w:cs="Arial" w:eastAsia="Arial" w:hAnsi="Arial"/>
+                <w:sz w:val="20"/>
+                <w:szCs w:val="20"/>
+              </w:rPr>
+              <w:br/>
+              <w:t xml:space="preserve"/>
+            </w:r>
+            <w:r>
+              <w:rPr>
+                <w:rFonts w:ascii="Arial" w:cs="Arial" w:eastAsia="Arial" w:hAnsi="Arial"/>
+                <w:b w:val="false"/>
+                <w:bCs w:val="false"/>
+                <w:i w:val="false"/>
+                <w:iCs w:val="false"/>
+                <w:color w:val="000000"/>
+                <w:sz w:val="20"/>
+                <w:szCs w:val="20"/>
+              </w:rPr>
+              <w:t xml:space="preserve">try block: Code that might raise an exception.</w:t>
+            </w:r>
+            <w:r>
+              <w:rPr>
+                <w:rFonts w:ascii="Arial" w:cs="Arial" w:eastAsia="Arial" w:hAnsi="Arial"/>
+                <w:sz w:val="20"/>
+                <w:szCs w:val="20"/>
+              </w:rPr>
+              <w:br/>
+              <w:t xml:space="preserve"/>
+            </w:r>
+            <w:r>
+              <w:rPr>
+                <w:rFonts w:ascii="Arial" w:cs="Arial" w:eastAsia="Arial" w:hAnsi="Arial"/>
+                <w:sz w:val="20"/>
+                <w:szCs w:val="20"/>
+              </w:rPr>
+              <w:br/>
+              <w:t xml:space="preserve"/>
+            </w:r>
+            <w:r>
+              <w:rPr>
+                <w:rFonts w:ascii="Arial" w:cs="Arial" w:eastAsia="Arial" w:hAnsi="Arial"/>
+                <w:b/>
+                <w:bCs/>
+                <w:i w:val="false"/>
+                <w:iCs w:val="false"/>
+                <w:color w:val="000000"/>
+                <w:sz w:val="20"/>
+                <w:szCs w:val="20"/>
+              </w:rPr>
+              <w:t xml:space="preserve">Vocabulary: </w:t>
+            </w:r>
+            <w:r>
+              <w:rPr>
+                <w:rFonts w:ascii="Arial" w:cs="Arial" w:eastAsia="Arial" w:hAnsi="Arial"/>
+                <w:b w:val="false"/>
+                <w:bCs w:val="false"/>
+                <w:i w:val="false"/>
+                <w:iCs w:val="false"/>
+                <w:color w:val="000000"/>
+                <w:sz w:val="20"/>
+                <w:szCs w:val="20"/>
+              </w:rPr>
+              <w:t xml:space="preserve">Exception, try block, except block, Generic except, Graceful degradation</w:t>
+            </w:r>
+            <w:r>
+              <w:rPr>
+                <w:rFonts w:ascii="Arial" w:cs="Arial" w:eastAsia="Arial" w:hAnsi="Arial"/>
+                <w:sz w:val="20"/>
+                <w:szCs w:val="20"/>
+              </w:rPr>
+              <w:br/>
+              <w:t xml:space="preserve"/>
+            </w:r>
+            <w:r>
+              <w:rPr>
+                <w:rFonts w:ascii="Arial" w:cs="Arial" w:eastAsia="Arial" w:hAnsi="Arial"/>
+                <w:sz w:val="20"/>
+                <w:szCs w:val="20"/>
+              </w:rPr>
+              <w:br/>
+              <w:t xml:space="preserve"/>
+            </w:r>
+            <w:r>
+              <w:rPr>
+                <w:rFonts w:ascii="Arial" w:cs="Arial" w:eastAsia="Arial" w:hAnsi="Arial"/>
+                <w:b/>
+                <w:bCs/>
+                <w:i/>
+                <w:iCs/>
+                <w:color w:val="555555"/>
+                <w:sz w:val="20"/>
+                <w:szCs w:val="20"/>
+              </w:rPr>
+              <w:t xml:space="preserve">→ Live Demo — </w:t>
+            </w:r>
+            <w:r>
+              <w:rPr>
+                <w:rFonts w:ascii="Arial" w:cs="Arial" w:eastAsia="Arial" w:hAnsi="Arial"/>
+                <w:b w:val="false"/>
+                <w:bCs w:val="false"/>
+                <w:i/>
+                <w:iCs/>
+                <w:color w:val="555555"/>
+                <w:sz w:val="20"/>
+                <w:szCs w:val="20"/>
+              </w:rPr>
+              <w:t xml:space="preserve">type examples as students follow along in their own editor.</w:t>
+            </w:r>
+            <w:r>
+              <w:rPr>
+                <w:rFonts w:ascii="Arial" w:cs="Arial" w:eastAsia="Arial" w:hAnsi="Arial"/>
+                <w:sz w:val="20"/>
+                <w:szCs w:val="20"/>
+              </w:rPr>
+              <w:br/>
+              <w:t xml:space="preserve"/>
+            </w:r>
+            <w:r>
+              <w:rPr>
+                <w:rFonts w:ascii="Arial" w:cs="Arial" w:eastAsia="Arial" w:hAnsi="Arial"/>
+                <w:b/>
+                <w:bCs/>
+                <w:i/>
+                <w:iCs/>
+                <w:color w:val="555555"/>
+                <w:sz w:val="20"/>
+                <w:szCs w:val="20"/>
+              </w:rPr>
+              <w:t xml:space="preserve">→ Check for Understanding: </w:t>
+            </w:r>
+            <w:r>
+              <w:rPr>
+                <w:rFonts w:ascii="Arial" w:cs="Arial" w:eastAsia="Arial" w:hAnsi="Arial"/>
+                <w:b w:val="false"/>
+                <w:bCs w:val="false"/>
+                <w:i/>
+                <w:iCs/>
+                <w:color w:val="555555"/>
+                <w:sz w:val="20"/>
+                <w:szCs w:val="20"/>
+              </w:rPr>
+              <w:t xml:space="preserve">pause and cold-call: “Can someone explain what we just did in their own words?”</w:t>
             </w:r>
           </w:p>
         </w:tc>
@@ -377,9 +814,9 @@
               <w:right w:val="single" w:color="CCCCCC" w:sz="1"/>
             </w:tcBorders>
             <w:tcMar>
-              <w:top w:type="dxa" w:w="60"/>
+              <w:top w:type="dxa" w:w="80"/>
               <w:left w:type="dxa" w:w="120"/>
-              <w:bottom w:type="dxa" w:w="60"/>
+              <w:bottom w:type="dxa" w:w="80"/>
               <w:right w:type="dxa" w:w="120"/>
             </w:tcMar>
           </w:tcPr>
@@ -406,20 +843,90 @@
               <w:right w:val="single" w:color="CCCCCC" w:sz="1"/>
             </w:tcBorders>
             <w:tcMar>
-              <w:top w:type="dxa" w:w="60"/>
+              <w:top w:type="dxa" w:w="80"/>
               <w:left w:type="dxa" w:w="120"/>
-              <w:bottom w:type="dxa" w:w="60"/>
+              <w:bottom w:type="dxa" w:w="80"/>
               <w:right w:type="dxa" w:w="120"/>
             </w:tcMar>
           </w:tcPr>
           <w:p>
-            <w:r>
-              <w:rPr>
-                <w:rFonts w:ascii="Arial" w:cs="Arial" w:eastAsia="Arial" w:hAnsi="Arial"/>
-                <w:sz w:val="20"/>
-                <w:szCs w:val="20"/>
+            <w:pPr>
+              <w:spacing w:after="80" w:before="80"/>
+            </w:pPr>
+            <w:r>
+              <w:rPr>
+                <w:rFonts w:ascii="Arial" w:cs="Arial" w:eastAsia="Arial" w:hAnsi="Arial"/>
+                <w:b/>
+                <w:bCs/>
+                <w:i w:val="false"/>
+                <w:iCs w:val="false"/>
+                <w:color w:val="000000"/>
+                <w:sz w:val="22"/>
+                <w:szCs w:val="22"/>
               </w:rPr>
               <w:t xml:space="preserve">Guided Practice</w:t>
+            </w:r>
+            <w:r>
+              <w:rPr>
+                <w:rFonts w:ascii="Arial" w:cs="Arial" w:eastAsia="Arial" w:hAnsi="Arial"/>
+                <w:sz w:val="20"/>
+                <w:szCs w:val="20"/>
+              </w:rPr>
+              <w:br/>
+              <w:t xml:space="preserve"/>
+            </w:r>
+            <w:r>
+              <w:rPr>
+                <w:rFonts w:ascii="Arial" w:cs="Arial" w:eastAsia="Arial" w:hAnsi="Arial"/>
+                <w:sz w:val="20"/>
+                <w:szCs w:val="20"/>
+              </w:rPr>
+              <w:br/>
+              <w:t xml:space="preserve"/>
+            </w:r>
+            <w:r>
+              <w:rPr>
+                <w:rFonts w:ascii="Arial" w:cs="Arial" w:eastAsia="Arial" w:hAnsi="Arial"/>
+                <w:b w:val="false"/>
+                <w:bCs w:val="false"/>
+                <w:i w:val="false"/>
+                <w:iCs w:val="false"/>
+                <w:color w:val="000000"/>
+                <w:sz w:val="20"/>
+                <w:szCs w:val="20"/>
+              </w:rPr>
+              <w:t xml:space="preserve">Activity: User Input Validation</w:t>
+            </w:r>
+            <w:r>
+              <w:rPr>
+                <w:rFonts w:ascii="Arial" w:cs="Arial" w:eastAsia="Arial" w:hAnsi="Arial"/>
+                <w:sz w:val="20"/>
+                <w:szCs w:val="20"/>
+              </w:rPr>
+              <w:br/>
+              <w:t xml:space="preserve"/>
+            </w:r>
+            <w:r>
+              <w:rPr>
+                <w:rFonts w:ascii="Arial" w:cs="Arial" w:eastAsia="Arial" w:hAnsi="Arial"/>
+                <w:sz w:val="20"/>
+                <w:szCs w:val="20"/>
+              </w:rPr>
+              <w:br/>
+              <w:t xml:space="preserve"/>
+            </w:r>
+            <w:r>
+              <w:rPr>
+                <w:rFonts w:ascii="Arial" w:cs="Arial" w:eastAsia="Arial" w:hAnsi="Arial"/>
+                <w:b w:val="false"/>
+                <w:bCs w:val="false"/>
+                <w:i/>
+                <w:iCs/>
+                <w:color w:val="555555"/>
+                <w:sz w:val="20"/>
+                <w:szCs w:val="20"/>
+              </w:rPr>
+              <w:t xml:space="preserve">→ Teacher models — students try alongside, then compare results.</w:t>
             </w:r>
           </w:p>
         </w:tc>
@@ -435,9 +942,9 @@
               <w:right w:val="single" w:color="CCCCCC" w:sz="1"/>
             </w:tcBorders>
             <w:tcMar>
-              <w:top w:type="dxa" w:w="60"/>
+              <w:top w:type="dxa" w:w="80"/>
               <w:left w:type="dxa" w:w="120"/>
-              <w:bottom w:type="dxa" w:w="60"/>
+              <w:bottom w:type="dxa" w:w="80"/>
               <w:right w:type="dxa" w:w="120"/>
             </w:tcMar>
           </w:tcPr>
@@ -450,7 +957,7 @@
                 <w:sz w:val="20"/>
                 <w:szCs w:val="20"/>
               </w:rPr>
-              <w:t xml:space="preserve">15-20 min</w:t>
+              <w:t xml:space="preserve">15–20 min</w:t>
             </w:r>
           </w:p>
         </w:tc>
@@ -464,20 +971,164 @@
               <w:right w:val="single" w:color="CCCCCC" w:sz="1"/>
             </w:tcBorders>
             <w:tcMar>
-              <w:top w:type="dxa" w:w="60"/>
+              <w:top w:type="dxa" w:w="80"/>
               <w:left w:type="dxa" w:w="120"/>
-              <w:bottom w:type="dxa" w:w="60"/>
+              <w:bottom w:type="dxa" w:w="80"/>
               <w:right w:type="dxa" w:w="120"/>
             </w:tcMar>
           </w:tcPr>
           <w:p>
-            <w:r>
-              <w:rPr>
-                <w:rFonts w:ascii="Arial" w:cs="Arial" w:eastAsia="Arial" w:hAnsi="Arial"/>
-                <w:sz w:val="20"/>
-                <w:szCs w:val="20"/>
+            <w:pPr>
+              <w:spacing w:after="80" w:before="80"/>
+            </w:pPr>
+            <w:r>
+              <w:rPr>
+                <w:rFonts w:ascii="Arial" w:cs="Arial" w:eastAsia="Arial" w:hAnsi="Arial"/>
+                <w:b/>
+                <w:bCs/>
+                <w:i w:val="false"/>
+                <w:iCs w:val="false"/>
+                <w:color w:val="000000"/>
+                <w:sz w:val="22"/>
+                <w:szCs w:val="22"/>
               </w:rPr>
               <w:t xml:space="preserve">Independent Practice / Code Along</w:t>
+            </w:r>
+            <w:r>
+              <w:rPr>
+                <w:rFonts w:ascii="Arial" w:cs="Arial" w:eastAsia="Arial" w:hAnsi="Arial"/>
+                <w:sz w:val="20"/>
+                <w:szCs w:val="20"/>
+              </w:rPr>
+              <w:br/>
+              <w:t xml:space="preserve"/>
+            </w:r>
+            <w:r>
+              <w:rPr>
+                <w:rFonts w:ascii="Arial" w:cs="Arial" w:eastAsia="Arial" w:hAnsi="Arial"/>
+                <w:b/>
+                <w:bCs/>
+                <w:i w:val="false"/>
+                <w:iCs w:val="false"/>
+                <w:color w:val="000000"/>
+                <w:sz w:val="20"/>
+                <w:szCs w:val="20"/>
+              </w:rPr>
+              <w:t xml:space="preserve">    Beginner: </w:t>
+            </w:r>
+            <w:r>
+              <w:rPr>
+                <w:rFonts w:ascii="Arial" w:cs="Arial" w:eastAsia="Arial" w:hAnsi="Arial"/>
+                <w:b w:val="false"/>
+                <w:bCs w:val="false"/>
+                <w:i w:val="false"/>
+                <w:iCs w:val="false"/>
+                <w:color w:val="000000"/>
+                <w:sz w:val="20"/>
+                <w:szCs w:val="20"/>
+              </w:rPr>
+              <w:t xml:space="preserve">Write a program that prompts for two numbers and divides them. Use try/except to handle division by zero.</w:t>
+            </w:r>
+            <w:r>
+              <w:rPr>
+                <w:rFonts w:ascii="Arial" w:cs="Arial" w:eastAsia="Arial" w:hAnsi="Arial"/>
+                <w:sz w:val="20"/>
+                <w:szCs w:val="20"/>
+              </w:rPr>
+              <w:br/>
+              <w:t xml:space="preserve"/>
+            </w:r>
+            <w:r>
+              <w:rPr>
+                <w:rFonts w:ascii="Arial" w:cs="Arial" w:eastAsia="Arial" w:hAnsi="Arial"/>
+                <w:b/>
+                <w:bCs/>
+                <w:i w:val="false"/>
+                <w:iCs w:val="false"/>
+                <w:color w:val="000000"/>
+                <w:sz w:val="20"/>
+                <w:szCs w:val="20"/>
+              </w:rPr>
+              <w:t xml:space="preserve">    Intermediate: </w:t>
+            </w:r>
+            <w:r>
+              <w:rPr>
+                <w:rFonts w:ascii="Arial" w:cs="Arial" w:eastAsia="Arial" w:hAnsi="Arial"/>
+                <w:b w:val="false"/>
+                <w:bCs w:val="false"/>
+                <w:i w:val="false"/>
+                <w:iCs w:val="false"/>
+                <w:color w:val="000000"/>
+                <w:sz w:val="20"/>
+                <w:szCs w:val="20"/>
+              </w:rPr>
+              <w:t xml:space="preserve">Write a program that reads a CSV line (Name,Age,Salary), parses it, and uses try/except to handle cases where Age or Salary are non-numeric.…</w:t>
+            </w:r>
+            <w:r>
+              <w:rPr>
+                <w:rFonts w:ascii="Arial" w:cs="Arial" w:eastAsia="Arial" w:hAnsi="Arial"/>
+                <w:sz w:val="20"/>
+                <w:szCs w:val="20"/>
+              </w:rPr>
+              <w:br/>
+              <w:t xml:space="preserve"/>
+            </w:r>
+            <w:r>
+              <w:rPr>
+                <w:rFonts w:ascii="Arial" w:cs="Arial" w:eastAsia="Arial" w:hAnsi="Arial"/>
+                <w:b/>
+                <w:bCs/>
+                <w:i w:val="false"/>
+                <w:iCs w:val="false"/>
+                <w:color w:val="000000"/>
+                <w:sz w:val="20"/>
+                <w:szCs w:val="20"/>
+              </w:rPr>
+              <w:t xml:space="preserve">    Challenge: </w:t>
+            </w:r>
+            <w:r>
+              <w:rPr>
+                <w:rFonts w:ascii="Arial" w:cs="Arial" w:eastAsia="Arial" w:hAnsi="Arial"/>
+                <w:b w:val="false"/>
+                <w:bCs w:val="false"/>
+                <w:i w:val="false"/>
+                <w:iCs w:val="false"/>
+                <w:color w:val="000000"/>
+                <w:sz w:val="20"/>
+                <w:szCs w:val="20"/>
+              </w:rPr>
+              <w:t xml:space="preserve">Write a program that reads a file containing numbers (one per line), attempts to convert each to an integer, skips invalid lines, calculates…</w:t>
+            </w:r>
+            <w:r>
+              <w:rPr>
+                <w:rFonts w:ascii="Arial" w:cs="Arial" w:eastAsia="Arial" w:hAnsi="Arial"/>
+                <w:sz w:val="20"/>
+                <w:szCs w:val="20"/>
+              </w:rPr>
+              <w:br/>
+              <w:t xml:space="preserve"/>
+            </w:r>
+            <w:r>
+              <w:rPr>
+                <w:rFonts w:ascii="Arial" w:cs="Arial" w:eastAsia="Arial" w:hAnsi="Arial"/>
+                <w:sz w:val="20"/>
+                <w:szCs w:val="20"/>
+              </w:rPr>
+              <w:br/>
+              <w:t xml:space="preserve"/>
+            </w:r>
+            <w:r>
+              <w:rPr>
+                <w:rFonts w:ascii="Arial" w:cs="Arial" w:eastAsia="Arial" w:hAnsi="Arial"/>
+                <w:b w:val="false"/>
+                <w:bCs w:val="false"/>
+                <w:i/>
+                <w:iCs/>
+                <w:color w:val="555555"/>
+                <w:sz w:val="20"/>
+                <w:szCs w:val="20"/>
+              </w:rPr>
+              <w:t xml:space="preserve">→ Teacher circulates — offer hints, check for understanding.</w:t>
             </w:r>
           </w:p>
         </w:tc>
@@ -493,9 +1144,9 @@
               <w:right w:val="single" w:color="CCCCCC" w:sz="1"/>
             </w:tcBorders>
             <w:tcMar>
-              <w:top w:type="dxa" w:w="60"/>
+              <w:top w:type="dxa" w:w="80"/>
               <w:left w:type="dxa" w:w="120"/>
-              <w:bottom w:type="dxa" w:w="60"/>
+              <w:bottom w:type="dxa" w:w="80"/>
               <w:right w:type="dxa" w:w="120"/>
             </w:tcMar>
           </w:tcPr>
@@ -522,20 +1173,90 @@
               <w:right w:val="single" w:color="CCCCCC" w:sz="1"/>
             </w:tcBorders>
             <w:tcMar>
-              <w:top w:type="dxa" w:w="60"/>
+              <w:top w:type="dxa" w:w="80"/>
               <w:left w:type="dxa" w:w="120"/>
-              <w:bottom w:type="dxa" w:w="60"/>
+              <w:bottom w:type="dxa" w:w="80"/>
               <w:right w:type="dxa" w:w="120"/>
             </w:tcMar>
           </w:tcPr>
           <w:p>
-            <w:r>
-              <w:rPr>
-                <w:rFonts w:ascii="Arial" w:cs="Arial" w:eastAsia="Arial" w:hAnsi="Arial"/>
-                <w:sz w:val="20"/>
-                <w:szCs w:val="20"/>
+            <w:pPr>
+              <w:spacing w:after="80" w:before="80"/>
+            </w:pPr>
+            <w:r>
+              <w:rPr>
+                <w:rFonts w:ascii="Arial" w:cs="Arial" w:eastAsia="Arial" w:hAnsi="Arial"/>
+                <w:b/>
+                <w:bCs/>
+                <w:i w:val="false"/>
+                <w:iCs w:val="false"/>
+                <w:color w:val="000000"/>
+                <w:sz w:val="22"/>
+                <w:szCs w:val="22"/>
               </w:rPr>
               <w:t xml:space="preserve">Exit Ticket / Wrap-Up</w:t>
+            </w:r>
+            <w:r>
+              <w:rPr>
+                <w:rFonts w:ascii="Arial" w:cs="Arial" w:eastAsia="Arial" w:hAnsi="Arial"/>
+                <w:sz w:val="20"/>
+                <w:szCs w:val="20"/>
+              </w:rPr>
+              <w:br/>
+              <w:t xml:space="preserve"/>
+            </w:r>
+            <w:r>
+              <w:rPr>
+                <w:rFonts w:ascii="Arial" w:cs="Arial" w:eastAsia="Arial" w:hAnsi="Arial"/>
+                <w:sz w:val="20"/>
+                <w:szCs w:val="20"/>
+              </w:rPr>
+              <w:br/>
+              <w:t xml:space="preserve"/>
+            </w:r>
+            <w:r>
+              <w:rPr>
+                <w:rFonts w:ascii="Arial" w:cs="Arial" w:eastAsia="Arial" w:hAnsi="Arial"/>
+                <w:b w:val="false"/>
+                <w:bCs w:val="false"/>
+                <w:i w:val="false"/>
+                <w:iCs w:val="false"/>
+                <w:color w:val="000000"/>
+                <w:sz w:val="20"/>
+                <w:szCs w:val="20"/>
+              </w:rPr>
+              <w:t xml:space="preserve">Quick Check: Use try/except blocks to handle runtime errors gracefully and prevent programs from crashing?</w:t>
+            </w:r>
+            <w:r>
+              <w:rPr>
+                <w:rFonts w:ascii="Arial" w:cs="Arial" w:eastAsia="Arial" w:hAnsi="Arial"/>
+                <w:sz w:val="20"/>
+                <w:szCs w:val="20"/>
+              </w:rPr>
+              <w:br/>
+              <w:t xml:space="preserve"/>
+            </w:r>
+            <w:r>
+              <w:rPr>
+                <w:rFonts w:ascii="Arial" w:cs="Arial" w:eastAsia="Arial" w:hAnsi="Arial"/>
+                <w:sz w:val="20"/>
+                <w:szCs w:val="20"/>
+              </w:rPr>
+              <w:br/>
+              <w:t xml:space="preserve"/>
+            </w:r>
+            <w:r>
+              <w:rPr>
+                <w:rFonts w:ascii="Arial" w:cs="Arial" w:eastAsia="Arial" w:hAnsi="Arial"/>
+                <w:b w:val="false"/>
+                <w:bCs w:val="false"/>
+                <w:i/>
+                <w:iCs/>
+                <w:color w:val="555555"/>
+                <w:sz w:val="20"/>
+                <w:szCs w:val="20"/>
+              </w:rPr>
+              <w:t xml:space="preserve">→ 3–2–1: Name 3 things learned, 2 new vocab words, 1 question you still have.</w:t>
             </w:r>
           </w:p>
         </w:tc>
@@ -723,19 +1444,6 @@
                 <w:sz w:val="18"/>
                 <w:szCs w:val="18"/>
               </w:rPr>
-              <w:t xml:space="preserve"># Example 1: Basic try/except</w:t>
-            </w:r>
-          </w:p>
-          <w:p>
-            <w:pPr>
-              <w:spacing w:after="20"/>
-            </w:pPr>
-            <w:r>
-              <w:rPr>
-                <w:rFonts w:ascii="Courier New" w:cs="Courier New" w:eastAsia="Courier New" w:hAnsi="Courier New"/>
-                <w:sz w:val="18"/>
-                <w:szCs w:val="18"/>
-              </w:rPr>
               <w:t xml:space="preserve">try:</w:t>
             </w:r>
           </w:p>
@@ -801,7 +1509,7 @@
                 <w:sz w:val="18"/>
                 <w:szCs w:val="18"/>
               </w:rPr>
-              <w:t xml:space="preserve"># Example 2: Exception with variable</w:t>
+              <w:t xml:space="preserve"> </w:t>
             </w:r>
           </w:p>
           <w:p>
@@ -879,7 +1587,7 @@
                 <w:sz w:val="18"/>
                 <w:szCs w:val="18"/>
               </w:rPr>
-              <w:t xml:space="preserve"># Example 3: File handling with try/except</w:t>
+              <w:t xml:space="preserve"> </w:t>
             </w:r>
           </w:p>
           <w:p>
@@ -970,7 +1678,7 @@
                 <w:sz w:val="18"/>
                 <w:szCs w:val="18"/>
               </w:rPr>
-              <w:t xml:space="preserve"># Example 4: Multiple except blocks</w:t>
+              <w:t xml:space="preserve"> </w:t>
             </w:r>
           </w:p>
           <w:p>
@@ -1100,7 +1808,7 @@
                 <w:sz w:val="18"/>
                 <w:szCs w:val="18"/>
               </w:rPr>
-              <w:t xml:space="preserve"># Example 5: Generic Exception (less preferred)</w:t>
+              <w:t xml:space="preserve"> </w:t>
             </w:r>
           </w:p>
           <w:p>
@@ -1178,7 +1886,7 @@
                 <w:sz w:val="18"/>
                 <w:szCs w:val="18"/>
               </w:rPr>
-              <w:t xml:space="preserve"># Example 6: Processing a list safely</w:t>
+              <w:t xml:space="preserve"> </w:t>
             </w:r>
           </w:p>
           <w:p>
@@ -1295,7 +2003,7 @@
                 <w:sz w:val="18"/>
                 <w:szCs w:val="18"/>
               </w:rPr>
-              <w:t xml:space="preserve"># Example 7: Accessing dictionary/list safely</w:t>
+              <w:t xml:space="preserve"> </w:t>
             </w:r>
           </w:p>
           <w:p>
@@ -1386,7 +2094,7 @@
                 <w:sz w:val="18"/>
                 <w:szCs w:val="18"/>
               </w:rPr>
-              <w:t xml:space="preserve"># Example 8: Safe list access</w:t>
+              <w:t xml:space="preserve"> </w:t>
             </w:r>
           </w:p>
           <w:p>
@@ -1477,7 +2185,7 @@
                 <w:sz w:val="18"/>
                 <w:szCs w:val="18"/>
               </w:rPr>
-              <w:t xml:space="preserve"># Example 9: Nested try/except</w:t>
+              <w:t xml:space="preserve"> </w:t>
             </w:r>
           </w:p>
           <w:p>
@@ -1646,7 +2354,7 @@
                 <w:sz w:val="18"/>
                 <w:szCs w:val="18"/>
               </w:rPr>
-              <w:t xml:space="preserve"># Example 10: Simple program using try/except</w:t>
+              <w:t xml:space="preserve"> </w:t>
             </w:r>
           </w:p>
           <w:p>
@@ -2144,19 +2852,6 @@
                 <w:sz w:val="18"/>
                 <w:szCs w:val="18"/>
               </w:rPr>
-              <w:t xml:space="preserve"># Problem 1</w:t>
-            </w:r>
-          </w:p>
-          <w:p>
-            <w:pPr>
-              <w:spacing w:after="20"/>
-            </w:pPr>
-            <w:r>
-              <w:rPr>
-                <w:rFonts w:ascii="Courier New" w:cs="Courier New" w:eastAsia="Courier New" w:hAnsi="Courier New"/>
-                <w:sz w:val="18"/>
-                <w:szCs w:val="18"/>
-              </w:rPr>
               <w:t xml:space="preserve">try:</w:t>
             </w:r>
           </w:p>
@@ -2287,7 +2982,7 @@
                 <w:sz w:val="18"/>
                 <w:szCs w:val="18"/>
               </w:rPr>
-              <w:t xml:space="preserve"># Problem 2</w:t>
+              <w:t xml:space="preserve"> </w:t>
             </w:r>
           </w:p>
           <w:p>
@@ -2430,7 +3125,7 @@
                 <w:sz w:val="18"/>
                 <w:szCs w:val="18"/>
               </w:rPr>
-              <w:t xml:space="preserve"># Problem 3</w:t>
+              <w:t xml:space="preserve"> </w:t>
             </w:r>
           </w:p>
           <w:p>
@@ -2940,76 +3635,7 @@
           <w:sz w:val="20"/>
           <w:szCs w:val="20"/>
         </w:rPr>
-        <w:t xml:space="preserve">Challenge: Write a program that reads a file containing numbers (one per line), attempts to convert each to an integer, skips invalid lines, calculates the sum, and displays how many lines were valid vs. invalid. &lt;details&gt; &lt;summary&gt;💡 Hints&lt;/summary&gt;</w:t>
-      </w:r>
-    </w:p>
-    <w:p>
-      <w:pPr>
-        <w:spacing w:after="80"/>
-      </w:pPr>
-      <w:r>
-        <w:rPr>
-          <w:rFonts w:ascii="Arial" w:cs="Arial" w:eastAsia="Arial" w:hAnsi="Arial"/>
-          <w:b/>
-          <w:bCs/>
-          <w:sz w:val="20"/>
-          <w:szCs w:val="20"/>
-        </w:rPr>
-        <w:t xml:space="preserve">Problem 4: </w:t>
-      </w:r>
-      <w:r>
-        <w:rPr>
-          <w:rFonts w:ascii="Arial" w:cs="Arial" w:eastAsia="Arial" w:hAnsi="Arial"/>
-          <w:sz w:val="20"/>
-          <w:szCs w:val="20"/>
-        </w:rPr>
-        <w:t xml:space="preserve">: - Use try to wrap the division operation. - Catch ZeroDivisionError. - Display a friendly error message.</w:t>
-      </w:r>
-    </w:p>
-    <w:p>
-      <w:pPr>
-        <w:spacing w:after="80"/>
-      </w:pPr>
-      <w:r>
-        <w:rPr>
-          <w:rFonts w:ascii="Arial" w:cs="Arial" w:eastAsia="Arial" w:hAnsi="Arial"/>
-          <w:b/>
-          <w:bCs/>
-          <w:sz w:val="20"/>
-          <w:szCs w:val="20"/>
-        </w:rPr>
-        <w:t xml:space="preserve">Problem 5: </w:t>
-      </w:r>
-      <w:r>
-        <w:rPr>
-          <w:rFonts w:ascii="Arial" w:cs="Arial" w:eastAsia="Arial" w:hAnsi="Arial"/>
-          <w:sz w:val="20"/>
-          <w:szCs w:val="20"/>
-        </w:rPr>
-        <w:t xml:space="preserve">: - Split the line by commas. - Use separate try/except blocks (or nested) for Age and Salary conversions. - Display which field caused the error.</w:t>
-      </w:r>
-    </w:p>
-    <w:p>
-      <w:pPr>
-        <w:spacing w:after="80"/>
-      </w:pPr>
-      <w:r>
-        <w:rPr>
-          <w:rFonts w:ascii="Arial" w:cs="Arial" w:eastAsia="Arial" w:hAnsi="Arial"/>
-          <w:b/>
-          <w:bCs/>
-          <w:sz w:val="20"/>
-          <w:szCs w:val="20"/>
-        </w:rPr>
-        <w:t xml:space="preserve">Problem 6: </w:t>
-      </w:r>
-      <w:r>
-        <w:rPr>
-          <w:rFonts w:ascii="Arial" w:cs="Arial" w:eastAsia="Arial" w:hAnsi="Arial"/>
-          <w:sz w:val="20"/>
-          <w:szCs w:val="20"/>
-        </w:rPr>
-        <w:t xml:space="preserve">: - Keep counters for valid and invalid lines. - Use try/except in a loop reading lines. - Sum only the valid numbers. &lt;/details&gt;</w:t>
+        <w:t xml:space="preserve">Challenge: Write a program that reads a file containing numbers (one per line), attempts to convert each to an integer, skips invalid lines, calculates the sum, and displays how many lines were valid vs. invalid.</w:t>
       </w:r>
     </w:p>
     <w:p>

--- a/Coding 2 - year/Unit 4 - File IO & Data Processing/Daily Lesson Plans/Word/Day 6.docx
+++ b/Coding 2 - year/Unit 4 - File IO & Data Processing/Daily Lesson Plans/Word/Day 6.docx
@@ -380,7 +380,7 @@
                 <w:sz w:val="20"/>
                 <w:szCs w:val="20"/>
               </w:rPr>
-              <w:t xml:space="preserve">    What do you already know about how to use try/except blocks to handle runtime errors gracefully and prevent programs from crashing?</w:t>
+              <w:t xml:space="preserve">    Have you ever used try/except blocks before? Where might try/except blocks be useful in a real program?</w:t>
             </w:r>
             <w:r>
               <w:rPr>
@@ -477,7 +477,7 @@
                 <w:sz w:val="20"/>
                 <w:szCs w:val="20"/>
               </w:rPr>
-              <w:t xml:space="preserve">Today's Goal: By the end of class you will be able to use try/except blocks to handle runtime errors gracefully and prevent programs from crashing.</w:t>
+              <w:t xml:space="preserve">Today’s Goal: By the end of class you will be able to use try/except blocks to handle runtime errors gracefully and prevent programs from crashing.</w:t>
             </w:r>
             <w:r>
               <w:rPr>
@@ -1225,7 +1225,7 @@
                 <w:sz w:val="20"/>
                 <w:szCs w:val="20"/>
               </w:rPr>
-              <w:t xml:space="preserve">Quick Check: Use try/except blocks to handle runtime errors gracefully and prevent programs from crashing?</w:t>
+              <w:t xml:space="preserve">Write the key syntax or steps for using try/except blocks. What's one mistake beginners commonly make?</w:t>
             </w:r>
             <w:r>
               <w:rPr>
